--- a/docx/solutions-ws2.docx
+++ b/docx/solutions-ws2.docx
@@ -482,7 +482,7 @@
                 <w:sz w:val="22"/>
                 <w:rtl/>
               </w:rPr>
-              <w:t xml:space="preserve">15</w:t>
+              <w:t xml:space="preserve">10</w:t>
             </w:r>
           </w:p>
         </w:tc>
@@ -690,7 +690,7 @@
                 <w:sz w:val="22"/>
                 <w:rtl/>
               </w:rPr>
-              <w:t xml:space="preserve">20</w:t>
+              <w:t xml:space="preserve">15</w:t>
             </w:r>
           </w:p>
         </w:tc>
@@ -772,7 +772,7 @@
                 <w:sz w:val="22"/>
                 <w:rtl/>
               </w:rPr>
-              <w:t xml:space="preserve">20</w:t>
+              <w:t xml:space="preserve">15</w:t>
             </w:r>
           </w:p>
         </w:tc>
@@ -1050,7 +1050,7 @@
           <w:sz w:val="22"/>
           <w:rtl/>
         </w:rPr>
-        <w:t xml:space="preserve">★ 15 نقطة</w:t>
+        <w:t xml:space="preserve">★ 10 نقطة</w:t>
       </w:r>
     </w:p>
     <w:p>
@@ -2595,7 +2595,7 @@
           <w:sz w:val="22"/>
           <w:rtl/>
         </w:rPr>
-        <w:t xml:space="preserve">★ 20 نقطة</w:t>
+        <w:t xml:space="preserve">★ 15 نقطة</w:t>
       </w:r>
     </w:p>
     <w:p>
@@ -3343,7 +3343,7 @@
           <w:sz w:val="22"/>
           <w:rtl/>
         </w:rPr>
-        <w:t xml:space="preserve">★ 20 نقطة</w:t>
+        <w:t xml:space="preserve">★ 15 نقطة</w:t>
       </w:r>
     </w:p>
     <w:p>
@@ -3920,7 +3920,7 @@
           <w:sz w:val="22"/>
           <w:rtl/>
         </w:rPr>
-        <w:t xml:space="preserve">3 نقاط لكل دالة صحيحة (15) + 5 نقاط لنتيجة التجربة وتفسيرها. من كتب</w:t>
+        <w:t xml:space="preserve">2 نقطة لكل دالة صحيحة (10) + 5 نقاط لنتيجة التجربة وتفسيرها. من كتب</w:t>
       </w:r>
       <w:r>
         <w:rPr>
@@ -5384,7 +5384,7 @@
                 <w:sz w:val="22"/>
                 <w:rtl/>
               </w:rPr>
-              <w:t xml:space="preserve">م1 /15</w:t>
+              <w:t xml:space="preserve">م1 /10</w:t>
             </w:r>
           </w:p>
         </w:tc>
@@ -5416,23 +5416,23 @@
                 <w:sz w:val="22"/>
                 <w:rtl/>
               </w:rPr>
-              <w:t xml:space="preserve">م3 /20</w:t>
-            </w:r>
-          </w:p>
-        </w:tc>
-        <w:tc>
-          <w:tcPr/>
-          <w:p>
-            <w:pPr>
-              <w:pStyle w:val="Compact"/>
-              <w:bidi/>
-            </w:pPr>
-            <w:r>
-              <w:rPr>
-                <w:sz w:val="22"/>
-                <w:rtl/>
-              </w:rPr>
-              <w:t xml:space="preserve">م4 /20</w:t>
+              <w:t xml:space="preserve">م3 /15</w:t>
+            </w:r>
+          </w:p>
+        </w:tc>
+        <w:tc>
+          <w:tcPr/>
+          <w:p>
+            <w:pPr>
+              <w:pStyle w:val="Compact"/>
+              <w:bidi/>
+            </w:pPr>
+            <w:r>
+              <w:rPr>
+                <w:sz w:val="22"/>
+                <w:rtl/>
+              </w:rPr>
+              <w:t xml:space="preserve">م4 /15</w:t>
             </w:r>
           </w:p>
         </w:tc>

--- a/docx/solutions-ws2.docx
+++ b/docx/solutions-ws2.docx
@@ -343,6 +343,15 @@
         <w:tblStyle w:val="Table"/>
         <w:tblW w:type="auto" w:w="0"/>
         <w:tblLook w:firstRow="1" w:lastRow="0" w:firstColumn="0" w:lastColumn="0" w:noHBand="0" w:noVBand="0" w:val="0020"/>
+        <w:jc w:val="center"/>
+        <w:tblBorders>
+          <w:top w:val="single" w:sz="4" w:color="C9D3DE"/>
+          <w:left w:val="single" w:sz="4" w:color="C9D3DE"/>
+          <w:bottom w:val="single" w:sz="4" w:color="C9D3DE"/>
+          <w:right w:val="single" w:sz="4" w:color="C9D3DE"/>
+          <w:insideH w:val="single" w:sz="4" w:color="C9D3DE"/>
+          <w:insideV w:val="single" w:sz="4" w:color="C9D3DE"/>
+        </w:tblBorders>
         <w:bidiVisual/>
       </w:tblPr>
       <w:tblGrid>
@@ -357,14 +366,18 @@
           <w:tblHeader w:val="on"/>
         </w:trPr>
         <w:tc>
-          <w:tcPr/>
-          <w:p>
-            <w:pPr>
-              <w:pStyle w:val="Compact"/>
-              <w:bidi/>
-            </w:pPr>
-            <w:r>
-              <w:rPr>
+          <w:tcPr>
+            <w:shd w:val="clear" w:color="auto" w:fill="1E3A5F"/>
+          </w:tcPr>
+          <w:p>
+            <w:pPr>
+              <w:pStyle w:val="Compact"/>
+              <w:bidi/>
+            </w:pPr>
+            <w:r>
+              <w:rPr>
+                <w:b/>
+                <w:color w:val="FFFFFF"/>
                 <w:sz w:val="22"/>
                 <w:rtl/>
               </w:rPr>
@@ -373,14 +386,18 @@
           </w:p>
         </w:tc>
         <w:tc>
-          <w:tcPr/>
-          <w:p>
-            <w:pPr>
-              <w:pStyle w:val="Compact"/>
-              <w:bidi/>
-            </w:pPr>
-            <w:r>
-              <w:rPr>
+          <w:tcPr>
+            <w:shd w:val="clear" w:color="auto" w:fill="1E3A5F"/>
+          </w:tcPr>
+          <w:p>
+            <w:pPr>
+              <w:pStyle w:val="Compact"/>
+              <w:bidi/>
+            </w:pPr>
+            <w:r>
+              <w:rPr>
+                <w:b/>
+                <w:color w:val="FFFFFF"/>
                 <w:sz w:val="22"/>
                 <w:rtl/>
               </w:rPr>
@@ -389,14 +406,18 @@
           </w:p>
         </w:tc>
         <w:tc>
-          <w:tcPr/>
-          <w:p>
-            <w:pPr>
-              <w:pStyle w:val="Compact"/>
-              <w:bidi/>
-            </w:pPr>
-            <w:r>
-              <w:rPr>
+          <w:tcPr>
+            <w:shd w:val="clear" w:color="auto" w:fill="1E3A5F"/>
+          </w:tcPr>
+          <w:p>
+            <w:pPr>
+              <w:pStyle w:val="Compact"/>
+              <w:bidi/>
+            </w:pPr>
+            <w:r>
+              <w:rPr>
+                <w:b/>
+                <w:color w:val="FFFFFF"/>
                 <w:sz w:val="22"/>
                 <w:rtl/>
               </w:rPr>
@@ -405,14 +426,18 @@
           </w:p>
         </w:tc>
         <w:tc>
-          <w:tcPr/>
-          <w:p>
-            <w:pPr>
-              <w:pStyle w:val="Compact"/>
-              <w:bidi/>
-            </w:pPr>
-            <w:r>
-              <w:rPr>
+          <w:tcPr>
+            <w:shd w:val="clear" w:color="auto" w:fill="1E3A5F"/>
+          </w:tcPr>
+          <w:p>
+            <w:pPr>
+              <w:pStyle w:val="Compact"/>
+              <w:bidi/>
+            </w:pPr>
+            <w:r>
+              <w:rPr>
+                <w:b/>
+                <w:color w:val="FFFFFF"/>
                 <w:sz w:val="22"/>
                 <w:rtl/>
               </w:rPr>
@@ -421,14 +446,18 @@
           </w:p>
         </w:tc>
         <w:tc>
-          <w:tcPr/>
-          <w:p>
-            <w:pPr>
-              <w:pStyle w:val="Compact"/>
-              <w:bidi/>
-            </w:pPr>
-            <w:r>
-              <w:rPr>
+          <w:tcPr>
+            <w:shd w:val="clear" w:color="auto" w:fill="1E3A5F"/>
+          </w:tcPr>
+          <w:p>
+            <w:pPr>
+              <w:pStyle w:val="Compact"/>
+              <w:bidi/>
+            </w:pPr>
+            <w:r>
+              <w:rPr>
+                <w:b/>
+                <w:color w:val="FFFFFF"/>
                 <w:sz w:val="22"/>
                 <w:rtl/>
               </w:rPr>
@@ -565,7 +594,9 @@
       </w:tr>
       <w:tr>
         <w:tc>
-          <w:tcPr/>
+          <w:tcPr>
+            <w:shd w:val="clear" w:color="auto" w:fill="FAFCFE"/>
+          </w:tcPr>
           <w:p>
             <w:pPr>
               <w:pStyle w:val="Compact"/>
@@ -581,7 +612,9 @@
           </w:p>
         </w:tc>
         <w:tc>
-          <w:tcPr/>
+          <w:tcPr>
+            <w:shd w:val="clear" w:color="auto" w:fill="FAFCFE"/>
+          </w:tcPr>
           <w:p>
             <w:pPr>
               <w:pStyle w:val="Compact"/>
@@ -597,7 +630,9 @@
           </w:p>
         </w:tc>
         <w:tc>
-          <w:tcPr/>
+          <w:tcPr>
+            <w:shd w:val="clear" w:color="auto" w:fill="FAFCFE"/>
+          </w:tcPr>
           <w:p>
             <w:pPr>
               <w:pStyle w:val="Compact"/>
@@ -613,7 +648,9 @@
           </w:p>
         </w:tc>
         <w:tc>
-          <w:tcPr/>
+          <w:tcPr>
+            <w:shd w:val="clear" w:color="auto" w:fill="FAFCFE"/>
+          </w:tcPr>
           <w:p>
             <w:pPr>
               <w:pStyle w:val="Compact"/>
@@ -629,7 +666,9 @@
           </w:p>
         </w:tc>
         <w:tc>
-          <w:tcPr/>
+          <w:tcPr>
+            <w:shd w:val="clear" w:color="auto" w:fill="FAFCFE"/>
+          </w:tcPr>
           <w:p>
             <w:pPr>
               <w:pStyle w:val="Compact"/>
@@ -729,7 +768,9 @@
       </w:tr>
       <w:tr>
         <w:tc>
-          <w:tcPr/>
+          <w:tcPr>
+            <w:shd w:val="clear" w:color="auto" w:fill="FAFCFE"/>
+          </w:tcPr>
           <w:p>
             <w:pPr>
               <w:pStyle w:val="Compact"/>
@@ -745,7 +786,9 @@
           </w:p>
         </w:tc>
         <w:tc>
-          <w:tcPr/>
+          <w:tcPr>
+            <w:shd w:val="clear" w:color="auto" w:fill="FAFCFE"/>
+          </w:tcPr>
           <w:p>
             <w:pPr>
               <w:pStyle w:val="Compact"/>
@@ -761,7 +804,9 @@
           </w:p>
         </w:tc>
         <w:tc>
-          <w:tcPr/>
+          <w:tcPr>
+            <w:shd w:val="clear" w:color="auto" w:fill="FAFCFE"/>
+          </w:tcPr>
           <w:p>
             <w:pPr>
               <w:pStyle w:val="Compact"/>
@@ -777,7 +822,9 @@
           </w:p>
         </w:tc>
         <w:tc>
-          <w:tcPr/>
+          <w:tcPr>
+            <w:shd w:val="clear" w:color="auto" w:fill="FAFCFE"/>
+          </w:tcPr>
           <w:p>
             <w:pPr>
               <w:pStyle w:val="Compact"/>
@@ -793,7 +840,9 @@
           </w:p>
         </w:tc>
         <w:tc>
-          <w:tcPr/>
+          <w:tcPr>
+            <w:shd w:val="clear" w:color="auto" w:fill="FAFCFE"/>
+          </w:tcPr>
           <w:p>
             <w:pPr>
               <w:pStyle w:val="Compact"/>
@@ -893,7 +942,9 @@
       </w:tr>
       <w:tr>
         <w:tc>
-          <w:tcPr/>
+          <w:tcPr>
+            <w:shd w:val="clear" w:color="auto" w:fill="FAFCFE"/>
+          </w:tcPr>
           <w:p>
             <w:pPr>
               <w:pStyle w:val="Compact"/>
@@ -909,7 +960,9 @@
           </w:p>
         </w:tc>
         <w:tc>
-          <w:tcPr/>
+          <w:tcPr>
+            <w:shd w:val="clear" w:color="auto" w:fill="FAFCFE"/>
+          </w:tcPr>
           <w:p>
             <w:pPr>
               <w:pStyle w:val="Compact"/>
@@ -925,7 +978,9 @@
           </w:p>
         </w:tc>
         <w:tc>
-          <w:tcPr/>
+          <w:tcPr>
+            <w:shd w:val="clear" w:color="auto" w:fill="FAFCFE"/>
+          </w:tcPr>
           <w:p>
             <w:pPr>
               <w:pStyle w:val="Compact"/>
@@ -941,7 +996,9 @@
           </w:p>
         </w:tc>
         <w:tc>
-          <w:tcPr/>
+          <w:tcPr>
+            <w:shd w:val="clear" w:color="auto" w:fill="FAFCFE"/>
+          </w:tcPr>
           <w:p>
             <w:pPr>
               <w:pStyle w:val="Compact"/>
@@ -957,7 +1014,9 @@
           </w:p>
         </w:tc>
         <w:tc>
-          <w:tcPr/>
+          <w:tcPr>
+            <w:shd w:val="clear" w:color="auto" w:fill="FAFCFE"/>
+          </w:tcPr>
           <w:p>
             <w:pPr>
               <w:pStyle w:val="Compact"/>
@@ -1199,6 +1258,15 @@
         <w:tblStyle w:val="Table"/>
         <w:tblW w:type="auto" w:w="0"/>
         <w:tblLook w:firstRow="1" w:lastRow="0" w:firstColumn="0" w:lastColumn="0" w:noHBand="0" w:noVBand="0" w:val="0020"/>
+        <w:jc w:val="center"/>
+        <w:tblBorders>
+          <w:top w:val="single" w:sz="4" w:color="C9D3DE"/>
+          <w:left w:val="single" w:sz="4" w:color="C9D3DE"/>
+          <w:bottom w:val="single" w:sz="4" w:color="C9D3DE"/>
+          <w:right w:val="single" w:sz="4" w:color="C9D3DE"/>
+          <w:insideH w:val="single" w:sz="4" w:color="C9D3DE"/>
+          <w:insideV w:val="single" w:sz="4" w:color="C9D3DE"/>
+        </w:tblBorders>
         <w:bidiVisual/>
       </w:tblPr>
       <w:tblGrid>
@@ -1211,14 +1279,18 @@
           <w:tblHeader w:val="on"/>
         </w:trPr>
         <w:tc>
-          <w:tcPr/>
-          <w:p>
-            <w:pPr>
-              <w:pStyle w:val="Compact"/>
-              <w:bidi/>
-            </w:pPr>
-            <w:r>
-              <w:rPr>
+          <w:tcPr>
+            <w:shd w:val="clear" w:color="auto" w:fill="1E3A5F"/>
+          </w:tcPr>
+          <w:p>
+            <w:pPr>
+              <w:pStyle w:val="Compact"/>
+              <w:bidi/>
+            </w:pPr>
+            <w:r>
+              <w:rPr>
+                <w:b/>
+                <w:color w:val="FFFFFF"/>
                 <w:sz w:val="22"/>
                 <w:rtl/>
               </w:rPr>
@@ -1227,14 +1299,18 @@
           </w:p>
         </w:tc>
         <w:tc>
-          <w:tcPr/>
-          <w:p>
-            <w:pPr>
-              <w:pStyle w:val="Compact"/>
-              <w:bidi/>
-            </w:pPr>
-            <w:r>
-              <w:rPr>
+          <w:tcPr>
+            <w:shd w:val="clear" w:color="auto" w:fill="1E3A5F"/>
+          </w:tcPr>
+          <w:p>
+            <w:pPr>
+              <w:pStyle w:val="Compact"/>
+              <w:bidi/>
+            </w:pPr>
+            <w:r>
+              <w:rPr>
+                <w:b/>
+                <w:color w:val="FFFFFF"/>
                 <w:sz w:val="22"/>
                 <w:rtl/>
               </w:rPr>
@@ -1243,14 +1319,18 @@
           </w:p>
         </w:tc>
         <w:tc>
-          <w:tcPr/>
-          <w:p>
-            <w:pPr>
-              <w:pStyle w:val="Compact"/>
-              <w:bidi/>
-            </w:pPr>
-            <w:r>
-              <w:rPr>
+          <w:tcPr>
+            <w:shd w:val="clear" w:color="auto" w:fill="1E3A5F"/>
+          </w:tcPr>
+          <w:p>
+            <w:pPr>
+              <w:pStyle w:val="Compact"/>
+              <w:bidi/>
+            </w:pPr>
+            <w:r>
+              <w:rPr>
+                <w:b/>
+                <w:color w:val="FFFFFF"/>
                 <w:sz w:val="22"/>
                 <w:rtl/>
               </w:rPr>
@@ -1370,7 +1450,9 @@
       </w:tr>
       <w:tr>
         <w:tc>
-          <w:tcPr/>
+          <w:tcPr>
+            <w:shd w:val="clear" w:color="auto" w:fill="FAFCFE"/>
+          </w:tcPr>
           <w:p>
             <w:pPr>
               <w:pStyle w:val="Compact"/>
@@ -1386,7 +1468,9 @@
           </w:p>
         </w:tc>
         <w:tc>
-          <w:tcPr/>
+          <w:tcPr>
+            <w:shd w:val="clear" w:color="auto" w:fill="FAFCFE"/>
+          </w:tcPr>
           <w:p>
             <w:pPr>
               <w:pStyle w:val="Compact"/>
@@ -1402,7 +1486,9 @@
           </w:p>
         </w:tc>
         <w:tc>
-          <w:tcPr/>
+          <w:tcPr>
+            <w:shd w:val="clear" w:color="auto" w:fill="FAFCFE"/>
+          </w:tcPr>
           <w:p>
             <w:pPr>
               <w:pStyle w:val="Compact"/>
@@ -1528,7 +1614,9 @@
       </w:tr>
       <w:tr>
         <w:tc>
-          <w:tcPr/>
+          <w:tcPr>
+            <w:shd w:val="clear" w:color="auto" w:fill="FAFCFE"/>
+          </w:tcPr>
           <w:p>
             <w:pPr>
               <w:pStyle w:val="Compact"/>
@@ -1559,7 +1647,9 @@
           </w:p>
         </w:tc>
         <w:tc>
-          <w:tcPr/>
+          <w:tcPr>
+            <w:shd w:val="clear" w:color="auto" w:fill="FAFCFE"/>
+          </w:tcPr>
           <w:p>
             <w:pPr>
               <w:pStyle w:val="Compact"/>
@@ -1575,7 +1665,9 @@
           </w:p>
         </w:tc>
         <w:tc>
-          <w:tcPr/>
+          <w:tcPr>
+            <w:shd w:val="clear" w:color="auto" w:fill="FAFCFE"/>
+          </w:tcPr>
           <w:p>
             <w:pPr>
               <w:pStyle w:val="Compact"/>
@@ -1784,6 +1876,15 @@
         <w:tblStyle w:val="Table"/>
         <w:tblW w:type="auto" w:w="0"/>
         <w:tblLook w:firstRow="1" w:lastRow="0" w:firstColumn="0" w:lastColumn="0" w:noHBand="0" w:noVBand="0" w:val="0020"/>
+        <w:jc w:val="center"/>
+        <w:tblBorders>
+          <w:top w:val="single" w:sz="4" w:color="C9D3DE"/>
+          <w:left w:val="single" w:sz="4" w:color="C9D3DE"/>
+          <w:bottom w:val="single" w:sz="4" w:color="C9D3DE"/>
+          <w:right w:val="single" w:sz="4" w:color="C9D3DE"/>
+          <w:insideH w:val="single" w:sz="4" w:color="C9D3DE"/>
+          <w:insideV w:val="single" w:sz="4" w:color="C9D3DE"/>
+        </w:tblBorders>
         <w:bidiVisual/>
       </w:tblPr>
       <w:tblGrid>
@@ -1796,14 +1897,18 @@
           <w:tblHeader w:val="on"/>
         </w:trPr>
         <w:tc>
-          <w:tcPr/>
-          <w:p>
-            <w:pPr>
-              <w:pStyle w:val="Compact"/>
-              <w:bidi/>
-            </w:pPr>
-            <w:r>
-              <w:rPr>
+          <w:tcPr>
+            <w:shd w:val="clear" w:color="auto" w:fill="1E3A5F"/>
+          </w:tcPr>
+          <w:p>
+            <w:pPr>
+              <w:pStyle w:val="Compact"/>
+              <w:bidi/>
+            </w:pPr>
+            <w:r>
+              <w:rPr>
+                <w:b/>
+                <w:color w:val="FFFFFF"/>
                 <w:sz w:val="22"/>
                 <w:rtl/>
               </w:rPr>
@@ -1812,14 +1917,18 @@
           </w:p>
         </w:tc>
         <w:tc>
-          <w:tcPr/>
-          <w:p>
-            <w:pPr>
-              <w:pStyle w:val="Compact"/>
-              <w:bidi/>
-            </w:pPr>
-            <w:r>
-              <w:rPr>
+          <w:tcPr>
+            <w:shd w:val="clear" w:color="auto" w:fill="1E3A5F"/>
+          </w:tcPr>
+          <w:p>
+            <w:pPr>
+              <w:pStyle w:val="Compact"/>
+              <w:bidi/>
+            </w:pPr>
+            <w:r>
+              <w:rPr>
+                <w:b/>
+                <w:color w:val="FFFFFF"/>
                 <w:sz w:val="22"/>
                 <w:rtl/>
               </w:rPr>
@@ -1828,14 +1937,18 @@
           </w:p>
         </w:tc>
         <w:tc>
-          <w:tcPr/>
-          <w:p>
-            <w:pPr>
-              <w:pStyle w:val="Compact"/>
-              <w:bidi/>
-            </w:pPr>
-            <w:r>
-              <w:rPr>
+          <w:tcPr>
+            <w:shd w:val="clear" w:color="auto" w:fill="1E3A5F"/>
+          </w:tcPr>
+          <w:p>
+            <w:pPr>
+              <w:pStyle w:val="Compact"/>
+              <w:bidi/>
+            </w:pPr>
+            <w:r>
+              <w:rPr>
+                <w:b/>
+                <w:color w:val="FFFFFF"/>
                 <w:sz w:val="22"/>
                 <w:rtl/>
               </w:rPr>
@@ -1897,7 +2010,9 @@
       </w:tr>
       <w:tr>
         <w:tc>
-          <w:tcPr/>
+          <w:tcPr>
+            <w:shd w:val="clear" w:color="auto" w:fill="FAFCFE"/>
+          </w:tcPr>
           <w:p>
             <w:pPr>
               <w:pStyle w:val="Compact"/>
@@ -1914,7 +2029,9 @@
           </w:p>
         </w:tc>
         <w:tc>
-          <w:tcPr/>
+          <w:tcPr>
+            <w:shd w:val="clear" w:color="auto" w:fill="FAFCFE"/>
+          </w:tcPr>
           <w:p>
             <w:pPr>
               <w:pStyle w:val="Compact"/>
@@ -1930,7 +2047,9 @@
           </w:p>
         </w:tc>
         <w:tc>
-          <w:tcPr/>
+          <w:tcPr>
+            <w:shd w:val="clear" w:color="auto" w:fill="FAFCFE"/>
+          </w:tcPr>
           <w:p>
             <w:pPr>
               <w:pStyle w:val="Compact"/>
@@ -2014,7 +2133,9 @@
       </w:tr>
       <w:tr>
         <w:tc>
-          <w:tcPr/>
+          <w:tcPr>
+            <w:shd w:val="clear" w:color="auto" w:fill="FAFCFE"/>
+          </w:tcPr>
           <w:p>
             <w:pPr>
               <w:pStyle w:val="Compact"/>
@@ -2031,7 +2152,9 @@
           </w:p>
         </w:tc>
         <w:tc>
-          <w:tcPr/>
+          <w:tcPr>
+            <w:shd w:val="clear" w:color="auto" w:fill="FAFCFE"/>
+          </w:tcPr>
           <w:p>
             <w:pPr>
               <w:pStyle w:val="Compact"/>
@@ -2047,7 +2170,9 @@
           </w:p>
         </w:tc>
         <w:tc>
-          <w:tcPr/>
+          <w:tcPr>
+            <w:shd w:val="clear" w:color="auto" w:fill="FAFCFE"/>
+          </w:tcPr>
           <w:p>
             <w:pPr>
               <w:pStyle w:val="Compact"/>
@@ -2132,7 +2257,9 @@
       </w:tr>
       <w:tr>
         <w:tc>
-          <w:tcPr/>
+          <w:tcPr>
+            <w:shd w:val="clear" w:color="auto" w:fill="FAFCFE"/>
+          </w:tcPr>
           <w:p>
             <w:pPr>
               <w:pStyle w:val="Compact"/>
@@ -2149,7 +2276,9 @@
           </w:p>
         </w:tc>
         <w:tc>
-          <w:tcPr/>
+          <w:tcPr>
+            <w:shd w:val="clear" w:color="auto" w:fill="FAFCFE"/>
+          </w:tcPr>
           <w:p>
             <w:pPr>
               <w:pStyle w:val="Compact"/>
@@ -2165,7 +2294,9 @@
           </w:p>
         </w:tc>
         <w:tc>
-          <w:tcPr/>
+          <w:tcPr>
+            <w:shd w:val="clear" w:color="auto" w:fill="FAFCFE"/>
+          </w:tcPr>
           <w:p>
             <w:pPr>
               <w:pStyle w:val="Compact"/>
@@ -2234,7 +2365,9 @@
       </w:tr>
       <w:tr>
         <w:tc>
-          <w:tcPr/>
+          <w:tcPr>
+            <w:shd w:val="clear" w:color="auto" w:fill="FAFCFE"/>
+          </w:tcPr>
           <w:p>
             <w:pPr>
               <w:pStyle w:val="Compact"/>
@@ -2251,7 +2384,9 @@
           </w:p>
         </w:tc>
         <w:tc>
-          <w:tcPr/>
+          <w:tcPr>
+            <w:shd w:val="clear" w:color="auto" w:fill="FAFCFE"/>
+          </w:tcPr>
           <w:p>
             <w:pPr>
               <w:pStyle w:val="Compact"/>
@@ -2267,7 +2402,9 @@
           </w:p>
         </w:tc>
         <w:tc>
-          <w:tcPr/>
+          <w:tcPr>
+            <w:shd w:val="clear" w:color="auto" w:fill="FAFCFE"/>
+          </w:tcPr>
           <w:p>
             <w:pPr>
               <w:pStyle w:val="Compact"/>
@@ -3366,6 +3503,15 @@
         <w:tblStyle w:val="Table"/>
         <w:tblW w:type="auto" w:w="0"/>
         <w:tblLook w:firstRow="1" w:lastRow="0" w:firstColumn="0" w:lastColumn="0" w:noHBand="0" w:noVBand="0" w:val="0020"/>
+        <w:jc w:val="center"/>
+        <w:tblBorders>
+          <w:top w:val="single" w:sz="4" w:color="C9D3DE"/>
+          <w:left w:val="single" w:sz="4" w:color="C9D3DE"/>
+          <w:bottom w:val="single" w:sz="4" w:color="C9D3DE"/>
+          <w:right w:val="single" w:sz="4" w:color="C9D3DE"/>
+          <w:insideH w:val="single" w:sz="4" w:color="C9D3DE"/>
+          <w:insideV w:val="single" w:sz="4" w:color="C9D3DE"/>
+        </w:tblBorders>
         <w:bidiVisual/>
       </w:tblPr>
       <w:tblGrid>
@@ -3377,14 +3523,18 @@
           <w:tblHeader w:val="on"/>
         </w:trPr>
         <w:tc>
-          <w:tcPr/>
-          <w:p>
-            <w:pPr>
-              <w:pStyle w:val="Compact"/>
-              <w:bidi/>
-            </w:pPr>
-            <w:r>
-              <w:rPr>
+          <w:tcPr>
+            <w:shd w:val="clear" w:color="auto" w:fill="1E3A5F"/>
+          </w:tcPr>
+          <w:p>
+            <w:pPr>
+              <w:pStyle w:val="Compact"/>
+              <w:bidi/>
+            </w:pPr>
+            <w:r>
+              <w:rPr>
+                <w:b/>
+                <w:color w:val="FFFFFF"/>
                 <w:sz w:val="22"/>
                 <w:rtl/>
               </w:rPr>
@@ -3393,14 +3543,18 @@
           </w:p>
         </w:tc>
         <w:tc>
-          <w:tcPr/>
-          <w:p>
-            <w:pPr>
-              <w:pStyle w:val="Compact"/>
-              <w:bidi/>
-            </w:pPr>
-            <w:r>
-              <w:rPr>
+          <w:tcPr>
+            <w:shd w:val="clear" w:color="auto" w:fill="1E3A5F"/>
+          </w:tcPr>
+          <w:p>
+            <w:pPr>
+              <w:pStyle w:val="Compact"/>
+              <w:bidi/>
+            </w:pPr>
+            <w:r>
+              <w:rPr>
+                <w:b/>
+                <w:color w:val="FFFFFF"/>
                 <w:sz w:val="22"/>
                 <w:rtl/>
               </w:rPr>
@@ -3527,7 +3681,9 @@
       </w:tr>
       <w:tr>
         <w:tc>
-          <w:tcPr/>
+          <w:tcPr>
+            <w:shd w:val="clear" w:color="auto" w:fill="FAFCFE"/>
+          </w:tcPr>
           <w:p>
             <w:pPr>
               <w:pStyle w:val="Compact"/>
@@ -3544,7 +3700,9 @@
           </w:p>
         </w:tc>
         <w:tc>
-          <w:tcPr/>
+          <w:tcPr>
+            <w:shd w:val="clear" w:color="auto" w:fill="FAFCFE"/>
+          </w:tcPr>
           <w:p>
             <w:pPr>
               <w:pStyle w:val="Compact"/>
@@ -3612,7 +3770,9 @@
       </w:tr>
       <w:tr>
         <w:tc>
-          <w:tcPr/>
+          <w:tcPr>
+            <w:shd w:val="clear" w:color="auto" w:fill="FAFCFE"/>
+          </w:tcPr>
           <w:p>
             <w:pPr>
               <w:pStyle w:val="Compact"/>
@@ -3629,7 +3789,9 @@
           </w:p>
         </w:tc>
         <w:tc>
-          <w:tcPr/>
+          <w:tcPr>
+            <w:shd w:val="clear" w:color="auto" w:fill="FAFCFE"/>
+          </w:tcPr>
           <w:p>
             <w:pPr>
               <w:pStyle w:val="Compact"/>
@@ -5339,6 +5501,15 @@
         <w:tblStyle w:val="Table"/>
         <w:tblW w:type="auto" w:w="0"/>
         <w:tblLook w:firstRow="1" w:lastRow="0" w:firstColumn="0" w:lastColumn="0" w:noHBand="0" w:noVBand="0" w:val="0020"/>
+        <w:jc w:val="center"/>
+        <w:tblBorders>
+          <w:top w:val="single" w:sz="4" w:color="C9D3DE"/>
+          <w:left w:val="single" w:sz="4" w:color="C9D3DE"/>
+          <w:bottom w:val="single" w:sz="4" w:color="C9D3DE"/>
+          <w:right w:val="single" w:sz="4" w:color="C9D3DE"/>
+          <w:insideH w:val="single" w:sz="4" w:color="C9D3DE"/>
+          <w:insideV w:val="single" w:sz="4" w:color="C9D3DE"/>
+        </w:tblBorders>
         <w:bidiVisual/>
       </w:tblPr>
       <w:tblGrid>
@@ -5357,14 +5528,18 @@
           <w:tblHeader w:val="on"/>
         </w:trPr>
         <w:tc>
-          <w:tcPr/>
-          <w:p>
-            <w:pPr>
-              <w:pStyle w:val="Compact"/>
-              <w:bidi/>
-            </w:pPr>
-            <w:r>
-              <w:rPr>
+          <w:tcPr>
+            <w:shd w:val="clear" w:color="auto" w:fill="1E3A5F"/>
+          </w:tcPr>
+          <w:p>
+            <w:pPr>
+              <w:pStyle w:val="Compact"/>
+              <w:bidi/>
+            </w:pPr>
+            <w:r>
+              <w:rPr>
+                <w:b/>
+                <w:color w:val="FFFFFF"/>
                 <w:sz w:val="22"/>
                 <w:rtl/>
               </w:rPr>
@@ -5373,14 +5548,18 @@
           </w:p>
         </w:tc>
         <w:tc>
-          <w:tcPr/>
-          <w:p>
-            <w:pPr>
-              <w:pStyle w:val="Compact"/>
-              <w:bidi/>
-            </w:pPr>
-            <w:r>
-              <w:rPr>
+          <w:tcPr>
+            <w:shd w:val="clear" w:color="auto" w:fill="1E3A5F"/>
+          </w:tcPr>
+          <w:p>
+            <w:pPr>
+              <w:pStyle w:val="Compact"/>
+              <w:bidi/>
+            </w:pPr>
+            <w:r>
+              <w:rPr>
+                <w:b/>
+                <w:color w:val="FFFFFF"/>
                 <w:sz w:val="22"/>
                 <w:rtl/>
               </w:rPr>
@@ -5389,14 +5568,18 @@
           </w:p>
         </w:tc>
         <w:tc>
-          <w:tcPr/>
-          <w:p>
-            <w:pPr>
-              <w:pStyle w:val="Compact"/>
-              <w:bidi/>
-            </w:pPr>
-            <w:r>
-              <w:rPr>
+          <w:tcPr>
+            <w:shd w:val="clear" w:color="auto" w:fill="1E3A5F"/>
+          </w:tcPr>
+          <w:p>
+            <w:pPr>
+              <w:pStyle w:val="Compact"/>
+              <w:bidi/>
+            </w:pPr>
+            <w:r>
+              <w:rPr>
+                <w:b/>
+                <w:color w:val="FFFFFF"/>
                 <w:sz w:val="22"/>
                 <w:rtl/>
               </w:rPr>
@@ -5405,14 +5588,18 @@
           </w:p>
         </w:tc>
         <w:tc>
-          <w:tcPr/>
-          <w:p>
-            <w:pPr>
-              <w:pStyle w:val="Compact"/>
-              <w:bidi/>
-            </w:pPr>
-            <w:r>
-              <w:rPr>
+          <w:tcPr>
+            <w:shd w:val="clear" w:color="auto" w:fill="1E3A5F"/>
+          </w:tcPr>
+          <w:p>
+            <w:pPr>
+              <w:pStyle w:val="Compact"/>
+              <w:bidi/>
+            </w:pPr>
+            <w:r>
+              <w:rPr>
+                <w:b/>
+                <w:color w:val="FFFFFF"/>
                 <w:sz w:val="22"/>
                 <w:rtl/>
               </w:rPr>
@@ -5421,14 +5608,18 @@
           </w:p>
         </w:tc>
         <w:tc>
-          <w:tcPr/>
-          <w:p>
-            <w:pPr>
-              <w:pStyle w:val="Compact"/>
-              <w:bidi/>
-            </w:pPr>
-            <w:r>
-              <w:rPr>
+          <w:tcPr>
+            <w:shd w:val="clear" w:color="auto" w:fill="1E3A5F"/>
+          </w:tcPr>
+          <w:p>
+            <w:pPr>
+              <w:pStyle w:val="Compact"/>
+              <w:bidi/>
+            </w:pPr>
+            <w:r>
+              <w:rPr>
+                <w:b/>
+                <w:color w:val="FFFFFF"/>
                 <w:sz w:val="22"/>
                 <w:rtl/>
               </w:rPr>
@@ -5437,14 +5628,18 @@
           </w:p>
         </w:tc>
         <w:tc>
-          <w:tcPr/>
-          <w:p>
-            <w:pPr>
-              <w:pStyle w:val="Compact"/>
-              <w:bidi/>
-            </w:pPr>
-            <w:r>
-              <w:rPr>
+          <w:tcPr>
+            <w:shd w:val="clear" w:color="auto" w:fill="1E3A5F"/>
+          </w:tcPr>
+          <w:p>
+            <w:pPr>
+              <w:pStyle w:val="Compact"/>
+              <w:bidi/>
+            </w:pPr>
+            <w:r>
+              <w:rPr>
+                <w:b/>
+                <w:color w:val="FFFFFF"/>
                 <w:sz w:val="22"/>
                 <w:rtl/>
               </w:rPr>
@@ -5453,14 +5648,18 @@
           </w:p>
         </w:tc>
         <w:tc>
-          <w:tcPr/>
-          <w:p>
-            <w:pPr>
-              <w:pStyle w:val="Compact"/>
-              <w:bidi/>
-            </w:pPr>
-            <w:r>
-              <w:rPr>
+          <w:tcPr>
+            <w:shd w:val="clear" w:color="auto" w:fill="1E3A5F"/>
+          </w:tcPr>
+          <w:p>
+            <w:pPr>
+              <w:pStyle w:val="Compact"/>
+              <w:bidi/>
+            </w:pPr>
+            <w:r>
+              <w:rPr>
+                <w:b/>
+                <w:color w:val="FFFFFF"/>
                 <w:sz w:val="22"/>
                 <w:rtl/>
               </w:rPr>
@@ -5469,14 +5668,18 @@
           </w:p>
         </w:tc>
         <w:tc>
-          <w:tcPr/>
-          <w:p>
-            <w:pPr>
-              <w:pStyle w:val="Compact"/>
-              <w:bidi/>
-            </w:pPr>
-            <w:r>
-              <w:rPr>
+          <w:tcPr>
+            <w:shd w:val="clear" w:color="auto" w:fill="1E3A5F"/>
+          </w:tcPr>
+          <w:p>
+            <w:pPr>
+              <w:pStyle w:val="Compact"/>
+              <w:bidi/>
+            </w:pPr>
+            <w:r>
+              <w:rPr>
+                <w:b/>
+                <w:color w:val="FFFFFF"/>
                 <w:sz w:val="22"/>
                 <w:rtl/>
               </w:rPr>
@@ -5485,14 +5688,18 @@
           </w:p>
         </w:tc>
         <w:tc>
-          <w:tcPr/>
-          <w:p>
-            <w:pPr>
-              <w:pStyle w:val="Compact"/>
-              <w:bidi/>
-            </w:pPr>
-            <w:r>
-              <w:rPr>
+          <w:tcPr>
+            <w:shd w:val="clear" w:color="auto" w:fill="1E3A5F"/>
+          </w:tcPr>
+          <w:p>
+            <w:pPr>
+              <w:pStyle w:val="Compact"/>
+              <w:bidi/>
+            </w:pPr>
+            <w:r>
+              <w:rPr>
+                <w:b/>
+                <w:color w:val="FFFFFF"/>
                 <w:sz w:val="22"/>
                 <w:rtl/>
               </w:rPr>
@@ -5586,79 +5793,97 @@
       </w:tr>
       <w:tr>
         <w:tc>
-          <w:tcPr/>
-          <w:p>
-            <w:pPr>
-              <w:pStyle w:val="Compact"/>
-              <w:bidi/>
-            </w:pPr>
-          </w:p>
-        </w:tc>
-        <w:tc>
-          <w:tcPr/>
-          <w:p>
-            <w:pPr>
-              <w:pStyle w:val="Compact"/>
-              <w:bidi/>
-            </w:pPr>
-          </w:p>
-        </w:tc>
-        <w:tc>
-          <w:tcPr/>
-          <w:p>
-            <w:pPr>
-              <w:pStyle w:val="Compact"/>
-              <w:bidi/>
-            </w:pPr>
-          </w:p>
-        </w:tc>
-        <w:tc>
-          <w:tcPr/>
-          <w:p>
-            <w:pPr>
-              <w:pStyle w:val="Compact"/>
-              <w:bidi/>
-            </w:pPr>
-          </w:p>
-        </w:tc>
-        <w:tc>
-          <w:tcPr/>
-          <w:p>
-            <w:pPr>
-              <w:pStyle w:val="Compact"/>
-              <w:bidi/>
-            </w:pPr>
-          </w:p>
-        </w:tc>
-        <w:tc>
-          <w:tcPr/>
-          <w:p>
-            <w:pPr>
-              <w:pStyle w:val="Compact"/>
-              <w:bidi/>
-            </w:pPr>
-          </w:p>
-        </w:tc>
-        <w:tc>
-          <w:tcPr/>
-          <w:p>
-            <w:pPr>
-              <w:pStyle w:val="Compact"/>
-              <w:bidi/>
-            </w:pPr>
-          </w:p>
-        </w:tc>
-        <w:tc>
-          <w:tcPr/>
-          <w:p>
-            <w:pPr>
-              <w:pStyle w:val="Compact"/>
-              <w:bidi/>
-            </w:pPr>
-          </w:p>
-        </w:tc>
-        <w:tc>
-          <w:tcPr/>
+          <w:tcPr>
+            <w:shd w:val="clear" w:color="auto" w:fill="FAFCFE"/>
+          </w:tcPr>
+          <w:p>
+            <w:pPr>
+              <w:pStyle w:val="Compact"/>
+              <w:bidi/>
+            </w:pPr>
+          </w:p>
+        </w:tc>
+        <w:tc>
+          <w:tcPr>
+            <w:shd w:val="clear" w:color="auto" w:fill="FAFCFE"/>
+          </w:tcPr>
+          <w:p>
+            <w:pPr>
+              <w:pStyle w:val="Compact"/>
+              <w:bidi/>
+            </w:pPr>
+          </w:p>
+        </w:tc>
+        <w:tc>
+          <w:tcPr>
+            <w:shd w:val="clear" w:color="auto" w:fill="FAFCFE"/>
+          </w:tcPr>
+          <w:p>
+            <w:pPr>
+              <w:pStyle w:val="Compact"/>
+              <w:bidi/>
+            </w:pPr>
+          </w:p>
+        </w:tc>
+        <w:tc>
+          <w:tcPr>
+            <w:shd w:val="clear" w:color="auto" w:fill="FAFCFE"/>
+          </w:tcPr>
+          <w:p>
+            <w:pPr>
+              <w:pStyle w:val="Compact"/>
+              <w:bidi/>
+            </w:pPr>
+          </w:p>
+        </w:tc>
+        <w:tc>
+          <w:tcPr>
+            <w:shd w:val="clear" w:color="auto" w:fill="FAFCFE"/>
+          </w:tcPr>
+          <w:p>
+            <w:pPr>
+              <w:pStyle w:val="Compact"/>
+              <w:bidi/>
+            </w:pPr>
+          </w:p>
+        </w:tc>
+        <w:tc>
+          <w:tcPr>
+            <w:shd w:val="clear" w:color="auto" w:fill="FAFCFE"/>
+          </w:tcPr>
+          <w:p>
+            <w:pPr>
+              <w:pStyle w:val="Compact"/>
+              <w:bidi/>
+            </w:pPr>
+          </w:p>
+        </w:tc>
+        <w:tc>
+          <w:tcPr>
+            <w:shd w:val="clear" w:color="auto" w:fill="FAFCFE"/>
+          </w:tcPr>
+          <w:p>
+            <w:pPr>
+              <w:pStyle w:val="Compact"/>
+              <w:bidi/>
+            </w:pPr>
+          </w:p>
+        </w:tc>
+        <w:tc>
+          <w:tcPr>
+            <w:shd w:val="clear" w:color="auto" w:fill="FAFCFE"/>
+          </w:tcPr>
+          <w:p>
+            <w:pPr>
+              <w:pStyle w:val="Compact"/>
+              <w:bidi/>
+            </w:pPr>
+          </w:p>
+        </w:tc>
+        <w:tc>
+          <w:tcPr>
+            <w:shd w:val="clear" w:color="auto" w:fill="FAFCFE"/>
+          </w:tcPr>
           <w:p>
             <w:pPr>
               <w:pStyle w:val="Compact"/>
@@ -5752,79 +5977,97 @@
       </w:tr>
       <w:tr>
         <w:tc>
-          <w:tcPr/>
-          <w:p>
-            <w:pPr>
-              <w:pStyle w:val="Compact"/>
-              <w:bidi/>
-            </w:pPr>
-          </w:p>
-        </w:tc>
-        <w:tc>
-          <w:tcPr/>
-          <w:p>
-            <w:pPr>
-              <w:pStyle w:val="Compact"/>
-              <w:bidi/>
-            </w:pPr>
-          </w:p>
-        </w:tc>
-        <w:tc>
-          <w:tcPr/>
-          <w:p>
-            <w:pPr>
-              <w:pStyle w:val="Compact"/>
-              <w:bidi/>
-            </w:pPr>
-          </w:p>
-        </w:tc>
-        <w:tc>
-          <w:tcPr/>
-          <w:p>
-            <w:pPr>
-              <w:pStyle w:val="Compact"/>
-              <w:bidi/>
-            </w:pPr>
-          </w:p>
-        </w:tc>
-        <w:tc>
-          <w:tcPr/>
-          <w:p>
-            <w:pPr>
-              <w:pStyle w:val="Compact"/>
-              <w:bidi/>
-            </w:pPr>
-          </w:p>
-        </w:tc>
-        <w:tc>
-          <w:tcPr/>
-          <w:p>
-            <w:pPr>
-              <w:pStyle w:val="Compact"/>
-              <w:bidi/>
-            </w:pPr>
-          </w:p>
-        </w:tc>
-        <w:tc>
-          <w:tcPr/>
-          <w:p>
-            <w:pPr>
-              <w:pStyle w:val="Compact"/>
-              <w:bidi/>
-            </w:pPr>
-          </w:p>
-        </w:tc>
-        <w:tc>
-          <w:tcPr/>
-          <w:p>
-            <w:pPr>
-              <w:pStyle w:val="Compact"/>
-              <w:bidi/>
-            </w:pPr>
-          </w:p>
-        </w:tc>
-        <w:tc>
-          <w:tcPr/>
+          <w:tcPr>
+            <w:shd w:val="clear" w:color="auto" w:fill="FAFCFE"/>
+          </w:tcPr>
+          <w:p>
+            <w:pPr>
+              <w:pStyle w:val="Compact"/>
+              <w:bidi/>
+            </w:pPr>
+          </w:p>
+        </w:tc>
+        <w:tc>
+          <w:tcPr>
+            <w:shd w:val="clear" w:color="auto" w:fill="FAFCFE"/>
+          </w:tcPr>
+          <w:p>
+            <w:pPr>
+              <w:pStyle w:val="Compact"/>
+              <w:bidi/>
+            </w:pPr>
+          </w:p>
+        </w:tc>
+        <w:tc>
+          <w:tcPr>
+            <w:shd w:val="clear" w:color="auto" w:fill="FAFCFE"/>
+          </w:tcPr>
+          <w:p>
+            <w:pPr>
+              <w:pStyle w:val="Compact"/>
+              <w:bidi/>
+            </w:pPr>
+          </w:p>
+        </w:tc>
+        <w:tc>
+          <w:tcPr>
+            <w:shd w:val="clear" w:color="auto" w:fill="FAFCFE"/>
+          </w:tcPr>
+          <w:p>
+            <w:pPr>
+              <w:pStyle w:val="Compact"/>
+              <w:bidi/>
+            </w:pPr>
+          </w:p>
+        </w:tc>
+        <w:tc>
+          <w:tcPr>
+            <w:shd w:val="clear" w:color="auto" w:fill="FAFCFE"/>
+          </w:tcPr>
+          <w:p>
+            <w:pPr>
+              <w:pStyle w:val="Compact"/>
+              <w:bidi/>
+            </w:pPr>
+          </w:p>
+        </w:tc>
+        <w:tc>
+          <w:tcPr>
+            <w:shd w:val="clear" w:color="auto" w:fill="FAFCFE"/>
+          </w:tcPr>
+          <w:p>
+            <w:pPr>
+              <w:pStyle w:val="Compact"/>
+              <w:bidi/>
+            </w:pPr>
+          </w:p>
+        </w:tc>
+        <w:tc>
+          <w:tcPr>
+            <w:shd w:val="clear" w:color="auto" w:fill="FAFCFE"/>
+          </w:tcPr>
+          <w:p>
+            <w:pPr>
+              <w:pStyle w:val="Compact"/>
+              <w:bidi/>
+            </w:pPr>
+          </w:p>
+        </w:tc>
+        <w:tc>
+          <w:tcPr>
+            <w:shd w:val="clear" w:color="auto" w:fill="FAFCFE"/>
+          </w:tcPr>
+          <w:p>
+            <w:pPr>
+              <w:pStyle w:val="Compact"/>
+              <w:bidi/>
+            </w:pPr>
+          </w:p>
+        </w:tc>
+        <w:tc>
+          <w:tcPr>
+            <w:shd w:val="clear" w:color="auto" w:fill="FAFCFE"/>
+          </w:tcPr>
           <w:p>
             <w:pPr>
               <w:pStyle w:val="Compact"/>
